--- a/Modelling/lab-2/ЛР2_Моделирование_Вариант_22_23.docx
+++ b/Modelling/lab-2/ЛР2_Моделирование_Вариант_22_23.docx
@@ -248,6 +248,7 @@
         <w:rPr>
           <w:b/>
           <w:bCs/>
+          <w:lang w:val="en-US"/>
         </w:rPr>
       </w:pPr>
       <w:r>
@@ -277,6 +278,14 @@
           <w:bCs/>
         </w:rPr>
         <w:t>, 23</w:t>
+      </w:r>
+      <w:r>
+        <w:rPr>
+          <w:b/>
+          <w:bCs/>
+          <w:lang w:val="en-US"/>
+        </w:rPr>
+        <w:t>, 15</w:t>
       </w:r>
     </w:p>
     <w:p>
@@ -491,7 +500,7 @@
       </w:r>
       <w:r>
         <w:tab/>
-        <w:t>6</w:t>
+        <w:t>7</w:t>
       </w:r>
     </w:p>
     <w:p>
@@ -506,7 +515,7 @@
       </w:r>
       <w:r>
         <w:tab/>
-        <w:t>7</w:t>
+        <w:t>8</w:t>
       </w:r>
     </w:p>
     <w:p>
@@ -517,16 +526,11 @@
         <w:ind w:firstLine="0"/>
       </w:pPr>
       <w:r>
-        <w:t xml:space="preserve">7. Расчёт в программе </w:t>
+        <w:t>7. Расчёт в программе WinMark</w:t>
       </w:r>
-      <w:proofErr w:type="spellStart"/>
-      <w:r>
-        <w:t>WinMark</w:t>
-      </w:r>
-      <w:proofErr w:type="spellEnd"/>
       <w:r>
         <w:tab/>
-        <w:t>11</w:t>
+        <w:t>12</w:t>
       </w:r>
     </w:p>
     <w:p>
@@ -541,7 +545,7 @@
       </w:r>
       <w:r>
         <w:tab/>
-        <w:t>14</w:t>
+        <w:t>15</w:t>
       </w:r>
     </w:p>
     <w:p>
@@ -556,7 +560,7 @@
       </w:r>
       <w:r>
         <w:tab/>
-        <w:t>15</w:t>
+        <w:t>16</w:t>
       </w:r>
     </w:p>
     <w:p>
@@ -571,7 +575,7 @@
       </w:r>
       <w:r>
         <w:tab/>
-        <w:t>18</w:t>
+        <w:t>19</w:t>
       </w:r>
     </w:p>
     <w:p>
@@ -586,7 +590,7 @@
       </w:r>
       <w:r>
         <w:tab/>
-        <w:t>20</w:t>
+        <w:t>21</w:t>
       </w:r>
     </w:p>
     <w:p>
@@ -601,7 +605,7 @@
       </w:r>
       <w:r>
         <w:tab/>
-        <w:t>20</w:t>
+        <w:t>21</w:t>
       </w:r>
     </w:p>
     <w:p>
@@ -643,15 +647,7 @@
     </w:p>
     <w:p>
       <w:r>
-        <w:t xml:space="preserve">3. Расчёт стационарных вероятностей состояний и характеристик систем в программе </w:t>
-      </w:r>
-      <w:proofErr w:type="spellStart"/>
-      <w:r>
-        <w:t>WinMark</w:t>
-      </w:r>
-      <w:proofErr w:type="spellEnd"/>
-      <w:r>
-        <w:t>.</w:t>
+        <w:t>3. Расчёт стационарных вероятностей состояний и характеристик систем в программе WinMark.</w:t>
       </w:r>
     </w:p>
     <w:p>
@@ -1126,21 +1122,7 @@
               <w:rPr>
                 <w:sz w:val="20"/>
               </w:rPr>
-              <w:t xml:space="preserve">П2 – </w:t>
-            </w:r>
-            <w:proofErr w:type="spellStart"/>
-            <w:r>
-              <w:rPr>
-                <w:sz w:val="20"/>
-              </w:rPr>
-              <w:t>гиперэкспоненциальный</w:t>
-            </w:r>
-            <w:proofErr w:type="spellEnd"/>
-            <w:r>
-              <w:rPr>
-                <w:sz w:val="20"/>
-              </w:rPr>
-              <w:t>, ν = 2,4</w:t>
+              <w:t>П2 – гиперэкспоненциальный, ν = 2,4</w:t>
             </w:r>
           </w:p>
         </w:tc>
@@ -1891,42 +1873,78 @@
     </w:p>
     <w:p>
       <w:r>
+        <w:t>Структурная схема СИСТЕМЫ_1 приведена на рисунке 1.</w:t>
+      </w:r>
+    </w:p>
+    <w:p>
+      <w:pPr>
+        <w:keepNext/>
+        <w:spacing w:after="60"/>
+        <w:ind w:firstLine="0"/>
+        <w:jc w:val="center"/>
+      </w:pPr>
+      <w:r>
+        <w:drawing>
+          <wp:inline xmlns:a="http://schemas.openxmlformats.org/drawingml/2006/main" xmlns:pic="http://schemas.openxmlformats.org/drawingml/2006/picture">
+            <wp:extent cx="5400000" cy="2613354"/>
+            <wp:docPr id="11" name="Picture 11"/>
+            <wp:cNvGraphicFramePr>
+              <a:graphicFrameLocks noChangeAspect="1"/>
+            </wp:cNvGraphicFramePr>
+            <a:graphic>
+              <a:graphicData uri="http://schemas.openxmlformats.org/drawingml/2006/picture">
+                <pic:pic>
+                  <pic:nvPicPr>
+                    <pic:cNvPr id="0" name="scheme1.png"/>
+                    <pic:cNvPicPr/>
+                  </pic:nvPicPr>
+                  <pic:blipFill>
+                    <a:blip r:embed="rId21"/>
+                    <a:stretch>
+                      <a:fillRect/>
+                    </a:stretch>
+                  </pic:blipFill>
+                  <pic:spPr>
+                    <a:xfrm>
+                      <a:off x="0" y="0"/>
+                      <a:ext cx="5400000" cy="2613354"/>
+                    </a:xfrm>
+                    <a:prstGeom prst="rect"/>
+                  </pic:spPr>
+                </pic:pic>
+              </a:graphicData>
+            </a:graphic>
+          </wp:inline>
+        </w:drawing>
+      </w:r>
+    </w:p>
+    <w:p>
+      <w:pPr>
+        <w:spacing w:before="80" w:line="240" w:lineRule="auto"/>
+        <w:ind w:firstLine="0"/>
+        <w:jc w:val="center"/>
+      </w:pPr>
+      <w:r>
+        <w:rPr>
+          <w:sz w:val="24"/>
+        </w:rPr>
+        <w:t>Рисунок 1 - Структурная схема СИСТЕМЫ_1</w:t>
+      </w:r>
+    </w:p>
+    <w:p>
+      <w:r>
         <w:rPr>
           <w:b/>
         </w:rPr>
         <w:t>СИСТЕМА_2.</w:t>
       </w:r>
       <w:r>
-        <w:t xml:space="preserve"> Перед П1 накопителя нет, перед П2 – накопитель ёмкостью 1. В П1 обслуживание экспоненциальное, в П2 – </w:t>
-      </w:r>
-      <w:proofErr w:type="spellStart"/>
-      <w:r>
-        <w:t>гиперэкспоненциальное</w:t>
-      </w:r>
-      <w:proofErr w:type="spellEnd"/>
-      <w:r>
-        <w:t xml:space="preserve"> со средним b = 2 с и коэффициентом вариации ν = 2,4. </w:t>
-      </w:r>
-      <w:proofErr w:type="spellStart"/>
-      <w:r>
-        <w:t>Неэкспоненциальным</w:t>
-      </w:r>
-      <w:proofErr w:type="spellEnd"/>
-      <w:r>
-        <w:t xml:space="preserve"> выбран П2, так как перед ним есть накопитель и закон обслуживания влияет на очередь.</w:t>
+        <w:t xml:space="preserve"> Перед П1 накопителя нет, перед П2 – накопитель ёмкостью 1. В П1 обслуживание экспоненциальное, в П2 – гиперэкспоненциальное со средним b = 2 с и коэффициентом вариации ν = 2,4. Неэкспоненциальным выбран П2, так как перед ним есть накопитель и закон обслуживания влияет на очередь.</w:t>
       </w:r>
     </w:p>
     <w:p>
       <w:r>
-        <w:t xml:space="preserve">Чтобы процесс в СИСТЕМЕ_2 оставался марковским, </w:t>
-      </w:r>
-      <w:proofErr w:type="spellStart"/>
-      <w:r>
-        <w:t>гиперэкспоненциальное</w:t>
-      </w:r>
-      <w:proofErr w:type="spellEnd"/>
-      <w:r>
-        <w:t xml:space="preserve"> распределение представлено двумя параллельными экспоненциальными фазами: с вероятностью q заявка обслуживается в фазе 1 со средним b₁, с вероятностью 1 − q – в фазе 2 со средним b₂. Параметры подбираются по двум моментам:</w:t>
+        <w:t>Чтобы процесс в СИСТЕМЕ_2 оставался марковским, гиперэкспоненциальное распределение представлено двумя параллельными экспоненциальными фазами: с вероятностью q заявка обслуживается в фазе 1 со средним b₁, с вероятностью 1 − q – в фазе 2 со средним b₂. Параметры подбираются по двум моментам:</w:t>
       </w:r>
     </w:p>
     <w:p>
@@ -2386,36 +2404,72 @@
     </w:p>
     <w:p>
       <w:r>
-        <w:t xml:space="preserve">Проверка: </w:t>
-      </w:r>
-      <w:proofErr w:type="spellStart"/>
-      <w:r>
-        <w:t>q·b</w:t>
-      </w:r>
-      <w:proofErr w:type="spellEnd"/>
-      <w:r>
-        <w:t>₁ + (1 − q)·b₂ = 0,2·8,171 + 0,8·0,457 = 2,000 с = b; второй момент 2(q·b₁² + (1 − q)·b₂²) = 27,04 с² = (1 + ν²)·b², то есть коэффициент вариации равен 2,4.</w:t>
+        <w:t>Проверка: q·b₁ + (1 − q)·b₂ = 0,2·8,171 + 0,8·0,457 = 2,000 с = b; второй момент 2(q·b₁² + (1 − q)·b₂²) = 27,04 с² = (1 + ν²)·b², то есть коэффициент вариации равен 2,4.</w:t>
       </w:r>
     </w:p>
     <w:p>
       <w:r>
-        <w:t xml:space="preserve">Нагрузка на П1 в обеих системах y₁ = </w:t>
+        <w:t>Структурная схема СИСТЕМЫ_2 приведена на рисунке 2. Прибор П2 показан в виде двух параллельных экспоненциальных фаз: заявка с вероятностью q попадает в фазу со средним b₁, с вероятностью 1 − q – в фазу со средним b₂.</w:t>
       </w:r>
-      <w:proofErr w:type="spellStart"/>
+    </w:p>
+    <w:p>
+      <w:pPr>
+        <w:keepNext/>
+        <w:spacing w:after="60"/>
+        <w:ind w:firstLine="0"/>
+        <w:jc w:val="center"/>
+      </w:pPr>
       <w:r>
-        <w:t>λ₁b</w:t>
+        <w:drawing>
+          <wp:inline xmlns:a="http://schemas.openxmlformats.org/drawingml/2006/main" xmlns:pic="http://schemas.openxmlformats.org/drawingml/2006/picture">
+            <wp:extent cx="5580000" cy="3031552"/>
+            <wp:docPr id="10" name="Picture 10"/>
+            <wp:cNvGraphicFramePr>
+              <a:graphicFrameLocks noChangeAspect="1"/>
+            </wp:cNvGraphicFramePr>
+            <a:graphic>
+              <a:graphicData uri="http://schemas.openxmlformats.org/drawingml/2006/picture">
+                <pic:pic>
+                  <pic:nvPicPr>
+                    <pic:cNvPr id="0" name="scheme2.png"/>
+                    <pic:cNvPicPr/>
+                  </pic:nvPicPr>
+                  <pic:blipFill>
+                    <a:blip r:embed="rId20"/>
+                    <a:stretch>
+                      <a:fillRect/>
+                    </a:stretch>
+                  </pic:blipFill>
+                  <pic:spPr>
+                    <a:xfrm>
+                      <a:off x="0" y="0"/>
+                      <a:ext cx="5580000" cy="3031552"/>
+                    </a:xfrm>
+                    <a:prstGeom prst="rect"/>
+                  </pic:spPr>
+                </pic:pic>
+              </a:graphicData>
+            </a:graphic>
+          </wp:inline>
+        </w:drawing>
       </w:r>
-      <w:proofErr w:type="spellEnd"/>
+    </w:p>
+    <w:p>
+      <w:pPr>
+        <w:spacing w:before="80" w:line="240" w:lineRule="auto"/>
+        <w:ind w:firstLine="0"/>
+        <w:jc w:val="center"/>
+      </w:pPr>
       <w:r>
-        <w:t xml:space="preserve"> = 1,2 &gt; 1, поэтому П1 работает с перегрузкой и без накопителя будет терять много заявок. Нагрузка на П2 y₂ = </w:t>
+        <w:rPr>
+          <w:sz w:val="24"/>
+        </w:rPr>
+        <w:t>Рисунок 2 - Структурная схема СИСТЕМЫ_2 (гиперэкспоненциальное обслуживание в П2 представлено двумя фазами)</w:t>
       </w:r>
-      <w:proofErr w:type="spellStart"/>
+    </w:p>
+    <w:p>
       <w:r>
-        <w:t>λ₂b</w:t>
-      </w:r>
-      <w:proofErr w:type="spellEnd"/>
-      <w:r>
-        <w:t xml:space="preserve"> = 0,8.</w:t>
+        <w:t>Нагрузка на П1 в обеих системах y₁ = λ₁b = 1,2 &gt; 1, поэтому П1 работает с перегрузкой и без накопителя будет терять много заявок. Нагрузка на П2 y₂ = λ₂b = 0,8.</w:t>
       </w:r>
     </w:p>
     <w:p>
@@ -2436,15 +2490,7 @@
         <w:t>СИСТЕМА_1.</w:t>
       </w:r>
       <w:r>
-        <w:t xml:space="preserve"> Состояние кодируется парой (n₁, n₂), где n₁ ∈ {0, 1} – число заявок в П1, n₂ ∈ {0, …, 4} – число заявок в П2 вместе с накопителем. Всего 2·5 = 10 состояний. Нумерация E0…E9 начинается с нуля, так же как обозначения вероятностей p0…p9 в программе </w:t>
-      </w:r>
-      <w:proofErr w:type="spellStart"/>
-      <w:r>
-        <w:t>WinMark</w:t>
-      </w:r>
-      <w:proofErr w:type="spellEnd"/>
-      <w:r>
-        <w:t>.</w:t>
+        <w:t xml:space="preserve"> Состояние кодируется парой (n₁, n₂), где n₁ ∈ {0, 1} – число заявок в П1, n₂ ∈ {0, …, 4} – число заявок в П2 вместе с накопителем. Всего 2·5 = 10 состояний. Нумерация E0…E9 начинается с нуля, так же как обозначения вероятностей p0…p9 в программе WinMark.</w:t>
       </w:r>
     </w:p>
     <w:p>
@@ -2537,21 +2583,12 @@
               <w:ind w:firstLine="0"/>
               <w:jc w:val="center"/>
             </w:pPr>
-            <w:proofErr w:type="spellStart"/>
             <w:r>
               <w:rPr>
                 <w:b/>
                 <w:sz w:val="20"/>
               </w:rPr>
-              <w:t>Обозн</w:t>
-            </w:r>
-            <w:proofErr w:type="spellEnd"/>
-            <w:r>
-              <w:rPr>
-                <w:b/>
-                <w:sz w:val="20"/>
-              </w:rPr>
-              <w:t>.</w:t>
+              <w:t>Обозн.</w:t>
             </w:r>
           </w:p>
         </w:tc>
@@ -3019,21 +3056,7 @@
               <w:rPr>
                 <w:sz w:val="20"/>
               </w:rPr>
-              <w:t xml:space="preserve">1 на </w:t>
-            </w:r>
-            <w:proofErr w:type="spellStart"/>
-            <w:r>
-              <w:rPr>
-                <w:sz w:val="20"/>
-              </w:rPr>
-              <w:t>обсл</w:t>
-            </w:r>
-            <w:proofErr w:type="spellEnd"/>
-            <w:r>
-              <w:rPr>
-                <w:sz w:val="20"/>
-              </w:rPr>
-              <w:t>. + 1 в очереди</w:t>
+              <w:t>1 на обсл. + 1 в очереди</w:t>
             </w:r>
           </w:p>
         </w:tc>
@@ -3167,21 +3190,7 @@
               <w:rPr>
                 <w:sz w:val="20"/>
               </w:rPr>
-              <w:t xml:space="preserve">1 на </w:t>
-            </w:r>
-            <w:proofErr w:type="spellStart"/>
-            <w:r>
-              <w:rPr>
-                <w:sz w:val="20"/>
-              </w:rPr>
-              <w:t>обсл</w:t>
-            </w:r>
-            <w:proofErr w:type="spellEnd"/>
-            <w:r>
-              <w:rPr>
-                <w:sz w:val="20"/>
-              </w:rPr>
-              <w:t>. + 2 в очереди</w:t>
+              <w:t>1 на обсл. + 2 в очереди</w:t>
             </w:r>
           </w:p>
         </w:tc>
@@ -3315,21 +3324,7 @@
               <w:rPr>
                 <w:sz w:val="20"/>
               </w:rPr>
-              <w:t xml:space="preserve">1 на </w:t>
-            </w:r>
-            <w:proofErr w:type="spellStart"/>
-            <w:r>
-              <w:rPr>
-                <w:sz w:val="20"/>
-              </w:rPr>
-              <w:t>обсл</w:t>
-            </w:r>
-            <w:proofErr w:type="spellEnd"/>
-            <w:r>
-              <w:rPr>
-                <w:sz w:val="20"/>
-              </w:rPr>
-              <w:t>. + 3 в очереди</w:t>
+              <w:t>1 на обсл. + 3 в очереди</w:t>
             </w:r>
           </w:p>
         </w:tc>
@@ -3731,21 +3726,7 @@
               <w:rPr>
                 <w:sz w:val="20"/>
               </w:rPr>
-              <w:t xml:space="preserve">1 на </w:t>
-            </w:r>
-            <w:proofErr w:type="spellStart"/>
-            <w:r>
-              <w:rPr>
-                <w:sz w:val="20"/>
-              </w:rPr>
-              <w:t>обсл</w:t>
-            </w:r>
-            <w:proofErr w:type="spellEnd"/>
-            <w:r>
-              <w:rPr>
-                <w:sz w:val="20"/>
-              </w:rPr>
-              <w:t>. + 1 в очереди</w:t>
+              <w:t>1 на обсл. + 1 в очереди</w:t>
             </w:r>
           </w:p>
         </w:tc>
@@ -3879,21 +3860,7 @@
               <w:rPr>
                 <w:sz w:val="20"/>
               </w:rPr>
-              <w:t xml:space="preserve">1 на </w:t>
-            </w:r>
-            <w:proofErr w:type="spellStart"/>
-            <w:r>
-              <w:rPr>
-                <w:sz w:val="20"/>
-              </w:rPr>
-              <w:t>обсл</w:t>
-            </w:r>
-            <w:proofErr w:type="spellEnd"/>
-            <w:r>
-              <w:rPr>
-                <w:sz w:val="20"/>
-              </w:rPr>
-              <w:t>. + 2 в очереди</w:t>
+              <w:t>1 на обсл. + 2 в очереди</w:t>
             </w:r>
           </w:p>
         </w:tc>
@@ -4027,21 +3994,7 @@
               <w:rPr>
                 <w:sz w:val="20"/>
               </w:rPr>
-              <w:t xml:space="preserve">1 на </w:t>
-            </w:r>
-            <w:proofErr w:type="spellStart"/>
-            <w:r>
-              <w:rPr>
-                <w:sz w:val="20"/>
-              </w:rPr>
-              <w:t>обсл</w:t>
-            </w:r>
-            <w:proofErr w:type="spellEnd"/>
-            <w:r>
-              <w:rPr>
-                <w:sz w:val="20"/>
-              </w:rPr>
-              <w:t>. + 3 в очереди</w:t>
+              <w:t>1 на обсл. + 3 в очереди</w:t>
             </w:r>
           </w:p>
         </w:tc>
@@ -4058,15 +4011,7 @@
         <w:t>СИСТЕМА_2.</w:t>
       </w:r>
       <w:r>
-        <w:t xml:space="preserve"> Состояние кодируется парой (n₁, s₂), где n₁ – число заявок в П1, s₂ ∈ {0, 1₁, 1₂, 2₁, 2₂} – число заявок в П2 с накопителем, а индекс показывает фазу </w:t>
-      </w:r>
-      <w:proofErr w:type="spellStart"/>
-      <w:r>
-        <w:t>гиперэкспоненциального</w:t>
-      </w:r>
-      <w:proofErr w:type="spellEnd"/>
-      <w:r>
-        <w:t xml:space="preserve"> распределения, в которой обслуживается заявка в П2. Всего 2·5 = 10 состояний.</w:t>
+        <w:t xml:space="preserve"> Состояние кодируется парой (n₁, s₂), где n₁ – число заявок в П1, s₂ ∈ {0, 1₁, 1₂, 2₁, 2₂} – число заявок в П2 с накопителем, а индекс показывает фазу гиперэкспоненциального распределения, в которой обслуживается заявка в П2. Всего 2·5 = 10 состояний.</w:t>
       </w:r>
     </w:p>
     <w:p>
@@ -4159,21 +4104,12 @@
               <w:ind w:firstLine="0"/>
               <w:jc w:val="center"/>
             </w:pPr>
-            <w:proofErr w:type="spellStart"/>
             <w:r>
               <w:rPr>
                 <w:b/>
                 <w:sz w:val="20"/>
               </w:rPr>
-              <w:t>Обозн</w:t>
-            </w:r>
-            <w:proofErr w:type="spellEnd"/>
-            <w:r>
-              <w:rPr>
-                <w:b/>
-                <w:sz w:val="20"/>
-              </w:rPr>
-              <w:t>.</w:t>
+              <w:t>Обозн.</w:t>
             </w:r>
           </w:p>
         </w:tc>
@@ -4507,21 +4443,7 @@
               <w:rPr>
                 <w:sz w:val="20"/>
               </w:rPr>
-              <w:t xml:space="preserve">1 на </w:t>
-            </w:r>
-            <w:proofErr w:type="spellStart"/>
-            <w:r>
-              <w:rPr>
-                <w:sz w:val="20"/>
-              </w:rPr>
-              <w:t>обсл</w:t>
-            </w:r>
-            <w:proofErr w:type="spellEnd"/>
-            <w:r>
-              <w:rPr>
-                <w:sz w:val="20"/>
-              </w:rPr>
-              <w:t>. в фазе 1</w:t>
+              <w:t>1 на обсл. в фазе 1</w:t>
             </w:r>
           </w:p>
         </w:tc>
@@ -4655,21 +4577,7 @@
               <w:rPr>
                 <w:sz w:val="20"/>
               </w:rPr>
-              <w:t xml:space="preserve">1 на </w:t>
-            </w:r>
-            <w:proofErr w:type="spellStart"/>
-            <w:r>
-              <w:rPr>
-                <w:sz w:val="20"/>
-              </w:rPr>
-              <w:t>обсл</w:t>
-            </w:r>
-            <w:proofErr w:type="spellEnd"/>
-            <w:r>
-              <w:rPr>
-                <w:sz w:val="20"/>
-              </w:rPr>
-              <w:t>. в фазе 2</w:t>
+              <w:t>1 на обсл. в фазе 2</w:t>
             </w:r>
           </w:p>
         </w:tc>
@@ -4803,21 +4711,7 @@
               <w:rPr>
                 <w:sz w:val="20"/>
               </w:rPr>
-              <w:t xml:space="preserve">1 на </w:t>
-            </w:r>
-            <w:proofErr w:type="spellStart"/>
-            <w:r>
-              <w:rPr>
-                <w:sz w:val="20"/>
-              </w:rPr>
-              <w:t>обсл</w:t>
-            </w:r>
-            <w:proofErr w:type="spellEnd"/>
-            <w:r>
-              <w:rPr>
-                <w:sz w:val="20"/>
-              </w:rPr>
-              <w:t>. в фазе 1 + 1 в очереди</w:t>
+              <w:t>1 на обсл. в фазе 1 + 1 в очереди</w:t>
             </w:r>
           </w:p>
         </w:tc>
@@ -4951,21 +4845,7 @@
               <w:rPr>
                 <w:sz w:val="20"/>
               </w:rPr>
-              <w:t xml:space="preserve">1 на </w:t>
-            </w:r>
-            <w:proofErr w:type="spellStart"/>
-            <w:r>
-              <w:rPr>
-                <w:sz w:val="20"/>
-              </w:rPr>
-              <w:t>обсл</w:t>
-            </w:r>
-            <w:proofErr w:type="spellEnd"/>
-            <w:r>
-              <w:rPr>
-                <w:sz w:val="20"/>
-              </w:rPr>
-              <w:t>. в фазе 2 + 1 в очереди</w:t>
+              <w:t>1 на обсл. в фазе 2 + 1 в очереди</w:t>
             </w:r>
           </w:p>
         </w:tc>
@@ -5233,21 +5113,7 @@
               <w:rPr>
                 <w:sz w:val="20"/>
               </w:rPr>
-              <w:t xml:space="preserve">1 на </w:t>
-            </w:r>
-            <w:proofErr w:type="spellStart"/>
-            <w:r>
-              <w:rPr>
-                <w:sz w:val="20"/>
-              </w:rPr>
-              <w:t>обсл</w:t>
-            </w:r>
-            <w:proofErr w:type="spellEnd"/>
-            <w:r>
-              <w:rPr>
-                <w:sz w:val="20"/>
-              </w:rPr>
-              <w:t>. в фазе 1</w:t>
+              <w:t>1 на обсл. в фазе 1</w:t>
             </w:r>
           </w:p>
         </w:tc>
@@ -5381,21 +5247,7 @@
               <w:rPr>
                 <w:sz w:val="20"/>
               </w:rPr>
-              <w:t xml:space="preserve">1 на </w:t>
-            </w:r>
-            <w:proofErr w:type="spellStart"/>
-            <w:r>
-              <w:rPr>
-                <w:sz w:val="20"/>
-              </w:rPr>
-              <w:t>обсл</w:t>
-            </w:r>
-            <w:proofErr w:type="spellEnd"/>
-            <w:r>
-              <w:rPr>
-                <w:sz w:val="20"/>
-              </w:rPr>
-              <w:t>. в фазе 2</w:t>
+              <w:t>1 на обсл. в фазе 2</w:t>
             </w:r>
           </w:p>
         </w:tc>
@@ -5529,21 +5381,7 @@
               <w:rPr>
                 <w:sz w:val="20"/>
               </w:rPr>
-              <w:t xml:space="preserve">1 на </w:t>
-            </w:r>
-            <w:proofErr w:type="spellStart"/>
-            <w:r>
-              <w:rPr>
-                <w:sz w:val="20"/>
-              </w:rPr>
-              <w:t>обсл</w:t>
-            </w:r>
-            <w:proofErr w:type="spellEnd"/>
-            <w:r>
-              <w:rPr>
-                <w:sz w:val="20"/>
-              </w:rPr>
-              <w:t>. в фазе 1 + 1 в очереди</w:t>
+              <w:t>1 на обсл. в фазе 1 + 1 в очереди</w:t>
             </w:r>
           </w:p>
         </w:tc>
@@ -5677,21 +5515,7 @@
               <w:rPr>
                 <w:sz w:val="20"/>
               </w:rPr>
-              <w:t xml:space="preserve">1 на </w:t>
-            </w:r>
-            <w:proofErr w:type="spellStart"/>
-            <w:r>
-              <w:rPr>
-                <w:sz w:val="20"/>
-              </w:rPr>
-              <w:t>обсл</w:t>
-            </w:r>
-            <w:proofErr w:type="spellEnd"/>
-            <w:r>
-              <w:rPr>
-                <w:sz w:val="20"/>
-              </w:rPr>
-              <w:t>. в фазе 2 + 1 в очереди</w:t>
+              <w:t>1 на обсл. в фазе 2 + 1 в очереди</w:t>
             </w:r>
           </w:p>
         </w:tc>
@@ -5778,12 +5602,12 @@
         <w:rPr>
           <w:sz w:val="24"/>
         </w:rPr>
-        <w:t>Рисунок 1 - Размеченный граф переходов СИСТЕМЫ_1</w:t>
+        <w:t>Рисунок 3 - Размеченный граф переходов СИСТЕМЫ_1</w:t>
       </w:r>
     </w:p>
     <w:p>
       <w:r>
-        <w:t>По графу (рисунок 1) составлена матрица интенсивностей переходов G. Диагональные элементы равны сумме остальных элементов строки со знаком минус; в таблице приведены их значения при заданных параметрах.</w:t>
+        <w:t>По графу (рисунок 3) составлена матрица интенсивностей переходов G. Диагональные элементы равны сумме остальных элементов строки со знаком минус; в таблице приведены их значения при заданных параметрах.</w:t>
       </w:r>
     </w:p>
     <w:p>
@@ -9406,13 +9230,7 @@
           <w:rPr>
             <w:rFonts w:ascii="Cambria Math" w:hAnsi="Cambria Math"/>
           </w:rPr>
-          <m:t>p</m:t>
-        </m:r>
-        <m:r>
-          <w:rPr>
-            <w:rFonts w:ascii="Cambria Math" w:hAnsi="Cambria Math"/>
-          </w:rPr>
-          <m:t>G=0</m:t>
+          <m:t>pG=0</m:t>
         </m:r>
         <m:r>
           <m:rPr>
@@ -9590,12 +9408,12 @@
         <w:rPr>
           <w:sz w:val="24"/>
         </w:rPr>
-        <w:t>Рисунок 2 - Размеченный граф переходов СИСТЕМЫ_2</w:t>
+        <w:t>Рисунок 4 - Размеченный граф переходов СИСТЕМЫ_2</w:t>
       </w:r>
     </w:p>
     <w:p>
       <w:r>
-        <w:t>На графе (рисунок 2) заявка, поступившая в свободный П2, с вероятностью q начинает обслуживание в фазе 1 и с вероятностью 1 − q – в фазе 2. Когда заявка в П2 завершает обслуживание, а в накопителе есть заявка, следующая заявка также выбирает фазу с вероятностями q и 1 − q, поэтому из состояний 2ⱼ есть переходы в оба состояния 1₁ и 1₂. Переходы, связанные с П1, такие же, как в СИСТЕМЕ_1.</w:t>
+        <w:t>На графе (рисунок 4) заявка, поступившая в свободный П2, с вероятностью q начинает обслуживание в фазе 1 и с вероятностью 1 − q – в фазе 2. Когда заявка в П2 завершает обслуживание, а в накопителе есть заявка, следующая заявка также выбирает фазу с вероятностями q и 1 − q, поэтому из состояний 2ⱼ есть переходы в оба состояния 1₁ и 1₂. Переходы, связанные с П1, такие же, как в СИСТЕМЕ_1.</w:t>
       </w:r>
     </w:p>
     <w:p>
@@ -10090,19 +9908,11 @@
               <w:ind w:firstLine="0"/>
               <w:jc w:val="center"/>
             </w:pPr>
-            <w:proofErr w:type="spellStart"/>
             <w:r>
               <w:rPr>
                 <w:sz w:val="18"/>
               </w:rPr>
-              <w:t>qλ</w:t>
-            </w:r>
-            <w:proofErr w:type="spellEnd"/>
-            <w:r>
-              <w:rPr>
-                <w:sz w:val="18"/>
-              </w:rPr>
-              <w:t>₂</w:t>
+              <w:t>qλ₂</w:t>
             </w:r>
           </w:p>
         </w:tc>
@@ -11061,19 +10871,11 @@
               <w:ind w:firstLine="0"/>
               <w:jc w:val="center"/>
             </w:pPr>
-            <w:proofErr w:type="spellStart"/>
             <w:r>
               <w:rPr>
                 <w:sz w:val="18"/>
               </w:rPr>
-              <w:t>qμ</w:t>
-            </w:r>
-            <w:proofErr w:type="spellEnd"/>
-            <w:r>
-              <w:rPr>
-                <w:sz w:val="18"/>
-              </w:rPr>
-              <w:t>₁</w:t>
+              <w:t>qμ₁</w:t>
             </w:r>
           </w:p>
         </w:tc>
@@ -11392,19 +11194,11 @@
               <w:ind w:firstLine="0"/>
               <w:jc w:val="center"/>
             </w:pPr>
-            <w:proofErr w:type="spellStart"/>
             <w:r>
               <w:rPr>
                 <w:sz w:val="18"/>
               </w:rPr>
-              <w:t>qμ</w:t>
-            </w:r>
-            <w:proofErr w:type="spellEnd"/>
-            <w:r>
-              <w:rPr>
-                <w:sz w:val="18"/>
-              </w:rPr>
-              <w:t>₂</w:t>
+              <w:t>qμ₂</w:t>
             </w:r>
           </w:p>
         </w:tc>
@@ -11865,19 +11659,11 @@
               <w:ind w:firstLine="0"/>
               <w:jc w:val="center"/>
             </w:pPr>
-            <w:proofErr w:type="spellStart"/>
             <w:r>
               <w:rPr>
                 <w:sz w:val="18"/>
               </w:rPr>
-              <w:t>qλ</w:t>
-            </w:r>
-            <w:proofErr w:type="spellEnd"/>
-            <w:r>
-              <w:rPr>
-                <w:sz w:val="18"/>
-              </w:rPr>
-              <w:t>₂</w:t>
+              <w:t>qλ₂</w:t>
             </w:r>
           </w:p>
         </w:tc>
@@ -12836,19 +12622,11 @@
               <w:ind w:firstLine="0"/>
               <w:jc w:val="center"/>
             </w:pPr>
-            <w:proofErr w:type="spellStart"/>
             <w:r>
               <w:rPr>
                 <w:sz w:val="18"/>
               </w:rPr>
-              <w:t>qμ</w:t>
-            </w:r>
-            <w:proofErr w:type="spellEnd"/>
-            <w:r>
-              <w:rPr>
-                <w:sz w:val="18"/>
-              </w:rPr>
-              <w:t>₁</w:t>
+              <w:t>qμ₁</w:t>
             </w:r>
           </w:p>
         </w:tc>
@@ -13167,19 +12945,11 @@
               <w:ind w:firstLine="0"/>
               <w:jc w:val="center"/>
             </w:pPr>
-            <w:proofErr w:type="spellStart"/>
             <w:r>
               <w:rPr>
                 <w:sz w:val="18"/>
               </w:rPr>
-              <w:t>qμ</w:t>
-            </w:r>
-            <w:proofErr w:type="spellEnd"/>
-            <w:r>
-              <w:rPr>
-                <w:sz w:val="18"/>
-              </w:rPr>
-              <w:t>₂</w:t>
+              <w:t>qμ₂</w:t>
             </w:r>
           </w:p>
         </w:tc>
@@ -13282,23 +13052,13 @@
       </w:pPr>
       <w:r>
         <w:lastRenderedPageBreak/>
-        <w:t xml:space="preserve">Расчёт в программе </w:t>
+        <w:t>Расчёт в программе WinMark</w:t>
       </w:r>
-      <w:proofErr w:type="spellStart"/>
-      <w:r>
-        <w:t>WinMark</w:t>
-      </w:r>
-      <w:proofErr w:type="spellEnd"/>
     </w:p>
     <w:p>
       <w:r>
-        <w:t xml:space="preserve">Программа </w:t>
+        <w:t>Программа WinMark</w:t>
       </w:r>
-      <w:proofErr w:type="spellStart"/>
-      <w:r>
-        <w:t>WinMark</w:t>
-      </w:r>
-      <w:proofErr w:type="spellEnd"/>
       <w:r>
         <w:t xml:space="preserve"> </w:t>
       </w:r>
@@ -13328,23 +13088,7 @@
     </w:p>
     <w:p>
       <w:r>
-        <w:t xml:space="preserve">5. Формулы → Количество формул (24) и Ввод формул: формулы характеристик записываются через вероятности </w:t>
-      </w:r>
-      <w:proofErr w:type="spellStart"/>
-      <w:r>
-        <w:t>pN</w:t>
-      </w:r>
-      <w:proofErr w:type="spellEnd"/>
-      <w:r>
-        <w:t xml:space="preserve">, имена элементов и ранее описанных характеристик (таблица 8). Имена вида P1, P2 программа считает зарезервированными, так как они совпадают с обозначениями вероятностей, поэтому вероятности потерь названы Loss1, Loss2, </w:t>
-      </w:r>
-      <w:proofErr w:type="spellStart"/>
-      <w:r>
-        <w:t>Loss</w:t>
-      </w:r>
-      <w:proofErr w:type="spellEnd"/>
-      <w:r>
-        <w:t>.</w:t>
+        <w:t>5. Формулы → Количество формул (24) и Ввод формул: формулы характеристик записываются через вероятности pN, имена элементов и ранее описанных характеристик (таблица 8). Имена вида P1, P2 программа считает зарезервированными, так как они совпадают с обозначениями вероятностей, поэтому вероятности потерь названы Loss1, Loss2, Loss.</w:t>
       </w:r>
     </w:p>
     <w:p>
@@ -13374,16 +13118,8 @@
           <w:sz w:val="24"/>
         </w:rPr>
         <w:lastRenderedPageBreak/>
-        <w:t xml:space="preserve">Таблица 6 - Элементы матриц интенсивностей, введённые в </w:t>
+        <w:t>Таблица 6 - Элементы матриц интенсивностей, введённые в WinMark</w:t>
       </w:r>
-      <w:proofErr w:type="spellStart"/>
-      <w:r>
-        <w:rPr>
-          <w:sz w:val="24"/>
-        </w:rPr>
-        <w:t>WinMark</w:t>
-      </w:r>
-      <w:proofErr w:type="spellEnd"/>
     </w:p>
     <w:tbl>
       <w:tblPr>
@@ -14460,16 +14196,8 @@
         <w:rPr>
           <w:sz w:val="24"/>
         </w:rPr>
-        <w:t xml:space="preserve">Рисунок 3 - Окно ввода матрицы интенсивностей переходов СИСТЕМЫ_2 в </w:t>
+        <w:t>Рисунок 5 - Окно ввода матрицы интенсивностей переходов СИСТЕМЫ_2 в WinMark</w:t>
       </w:r>
-      <w:proofErr w:type="spellStart"/>
-      <w:r>
-        <w:rPr>
-          <w:sz w:val="24"/>
-        </w:rPr>
-        <w:t>WinMark</w:t>
-      </w:r>
-      <w:proofErr w:type="spellEnd"/>
     </w:p>
     <w:p>
       <w:pPr>
@@ -14529,16 +14257,8 @@
         <w:rPr>
           <w:sz w:val="24"/>
         </w:rPr>
-        <w:t xml:space="preserve">Рисунок 4 - Окно ввода формул характеристик СИСТЕМЫ_1 в </w:t>
+        <w:t>Рисунок 6 - Окно ввода формул характеристик СИСТЕМЫ_1 в WinMark</w:t>
       </w:r>
-      <w:proofErr w:type="spellStart"/>
-      <w:r>
-        <w:rPr>
-          <w:sz w:val="24"/>
-        </w:rPr>
-        <w:t>WinMark</w:t>
-      </w:r>
-      <w:proofErr w:type="spellEnd"/>
     </w:p>
     <w:p>
       <w:pPr>
@@ -14599,36 +14319,12 @@
         <w:rPr>
           <w:sz w:val="24"/>
         </w:rPr>
-        <w:t xml:space="preserve">Рисунок 5 - Результаты расчёта характеристик в </w:t>
+        <w:t>Рисунок 7 - Результаты расчёта характеристик в WinMark</w:t>
       </w:r>
-      <w:proofErr w:type="spellStart"/>
-      <w:r>
-        <w:rPr>
-          <w:sz w:val="24"/>
-        </w:rPr>
-        <w:t>WinMark</w:t>
-      </w:r>
-      <w:proofErr w:type="spellEnd"/>
     </w:p>
     <w:p>
       <w:r>
-        <w:t xml:space="preserve">Графики при варьировании в данной версии </w:t>
-      </w:r>
-      <w:proofErr w:type="spellStart"/>
-      <w:r>
-        <w:t>WinMark</w:t>
-      </w:r>
-      <w:proofErr w:type="spellEnd"/>
-      <w:r>
-        <w:t xml:space="preserve"> строятся только для вероятностей состояний (в списке графиков характеристики отсутствуют). На рисунке ниже показана вероятность p0 (система пуста) для СИСТЕМЫ_1. Графики характеристик для сравнительного анализа построены по таблицам варьирования из отчётов </w:t>
-      </w:r>
-      <w:proofErr w:type="spellStart"/>
-      <w:r>
-        <w:t>WinMark</w:t>
-      </w:r>
-      <w:proofErr w:type="spellEnd"/>
-      <w:r>
-        <w:t>.</w:t>
+        <w:t>Графики при варьировании в данной версии WinMark строятся только для вероятностей состояний (в списке графиков характеристики отсутствуют). На рисунке ниже показана вероятность p0 (система пуста) для СИСТЕМЫ_1. Графики характеристик для сравнительного анализа построены по таблицам варьирования из отчётов WinMark.</w:t>
       </w:r>
     </w:p>
     <w:p>
@@ -14689,21 +14385,7 @@
         <w:rPr>
           <w:sz w:val="24"/>
         </w:rPr>
-        <w:t xml:space="preserve">Рисунок 6 - График вероятности p0 при варьировании λ (СИСТЕМА_1, </w:t>
-      </w:r>
-      <w:proofErr w:type="spellStart"/>
-      <w:r>
-        <w:rPr>
-          <w:sz w:val="24"/>
-        </w:rPr>
-        <w:t>WinMark</w:t>
-      </w:r>
-      <w:proofErr w:type="spellEnd"/>
-      <w:r>
-        <w:rPr>
-          <w:sz w:val="24"/>
-        </w:rPr>
-        <w:t>)</w:t>
+        <w:t>Рисунок 8 - График вероятности p0 при варьировании λ (СИСТЕМА_1, WinMark)</w:t>
       </w:r>
     </w:p>
     <w:p>
@@ -14915,21 +14597,78 @@
               <w:ind w:firstLine="0"/>
               <w:jc w:val="center"/>
             </w:pPr>
-            <w:proofErr w:type="spellStart"/>
             <w:r>
               <w:rPr>
                 <w:b/>
                 <w:sz w:val="20"/>
               </w:rPr>
-              <w:t>Обозн</w:t>
-            </w:r>
-            <w:proofErr w:type="spellEnd"/>
+              <w:t>Обозн.</w:t>
+            </w:r>
+          </w:p>
+        </w:tc>
+        <w:tc>
+          <w:tcPr>
+            <w:tcW w:w="1700" w:type="dxa"/>
+            <w:tcBorders>
+              <w:top w:val="single" w:sz="4" w:space="0" w:color="000000"/>
+              <w:left w:val="single" w:sz="4" w:space="0" w:color="000000"/>
+              <w:bottom w:val="single" w:sz="4" w:space="0" w:color="000000"/>
+              <w:right w:val="single" w:sz="4" w:space="0" w:color="000000"/>
+            </w:tcBorders>
+            <w:tcMar>
+              <w:top w:w="70" w:type="dxa"/>
+              <w:left w:w="70" w:type="dxa"/>
+              <w:bottom w:w="70" w:type="dxa"/>
+              <w:right w:w="70" w:type="dxa"/>
+            </w:tcMar>
+            <w:vAlign w:val="center"/>
+          </w:tcPr>
+          <w:p>
+            <w:pPr>
+              <w:keepNext/>
+              <w:spacing w:after="0" w:line="240" w:lineRule="auto"/>
+              <w:ind w:firstLine="0"/>
+              <w:jc w:val="center"/>
+            </w:pPr>
             <w:r>
               <w:rPr>
                 <w:b/>
                 <w:sz w:val="20"/>
               </w:rPr>
-              <w:t>.</w:t>
+              <w:t>Вер-ть</w:t>
+            </w:r>
+          </w:p>
+        </w:tc>
+        <w:tc>
+          <w:tcPr>
+            <w:tcW w:w="1500" w:type="dxa"/>
+            <w:tcBorders>
+              <w:top w:val="single" w:sz="4" w:space="0" w:color="000000"/>
+              <w:left w:val="single" w:sz="4" w:space="0" w:color="000000"/>
+              <w:bottom w:val="single" w:sz="4" w:space="0" w:color="000000"/>
+              <w:right w:val="single" w:sz="4" w:space="0" w:color="000000"/>
+            </w:tcBorders>
+            <w:tcMar>
+              <w:top w:w="70" w:type="dxa"/>
+              <w:left w:w="70" w:type="dxa"/>
+              <w:bottom w:w="70" w:type="dxa"/>
+              <w:right w:w="70" w:type="dxa"/>
+            </w:tcMar>
+            <w:vAlign w:val="center"/>
+          </w:tcPr>
+          <w:p>
+            <w:pPr>
+              <w:keepNext/>
+              <w:spacing w:after="0" w:line="240" w:lineRule="auto"/>
+              <w:ind w:firstLine="0"/>
+              <w:jc w:val="center"/>
+            </w:pPr>
+            <w:r>
+              <w:rPr>
+                <w:b/>
+                <w:sz w:val="20"/>
+              </w:rPr>
+              <w:t>Обозн.</w:t>
             </w:r>
           </w:p>
         </w:tc>
@@ -14962,101 +14701,8 @@
                 <w:b/>
                 <w:sz w:val="20"/>
               </w:rPr>
-              <w:t>Вер-</w:t>
-            </w:r>
-            <w:proofErr w:type="spellStart"/>
-            <w:r>
-              <w:rPr>
-                <w:b/>
-                <w:sz w:val="20"/>
-              </w:rPr>
-              <w:t>ть</w:t>
-            </w:r>
-            <w:proofErr w:type="spellEnd"/>
-          </w:p>
-        </w:tc>
-        <w:tc>
-          <w:tcPr>
-            <w:tcW w:w="1500" w:type="dxa"/>
-            <w:tcBorders>
-              <w:top w:val="single" w:sz="4" w:space="0" w:color="000000"/>
-              <w:left w:val="single" w:sz="4" w:space="0" w:color="000000"/>
-              <w:bottom w:val="single" w:sz="4" w:space="0" w:color="000000"/>
-              <w:right w:val="single" w:sz="4" w:space="0" w:color="000000"/>
-            </w:tcBorders>
-            <w:tcMar>
-              <w:top w:w="70" w:type="dxa"/>
-              <w:left w:w="70" w:type="dxa"/>
-              <w:bottom w:w="70" w:type="dxa"/>
-              <w:right w:w="70" w:type="dxa"/>
-            </w:tcMar>
-            <w:vAlign w:val="center"/>
-          </w:tcPr>
-          <w:p>
-            <w:pPr>
-              <w:keepNext/>
-              <w:spacing w:after="0" w:line="240" w:lineRule="auto"/>
-              <w:ind w:firstLine="0"/>
-              <w:jc w:val="center"/>
-            </w:pPr>
-            <w:proofErr w:type="spellStart"/>
-            <w:r>
-              <w:rPr>
-                <w:b/>
-                <w:sz w:val="20"/>
-              </w:rPr>
-              <w:t>Обозн</w:t>
-            </w:r>
-            <w:proofErr w:type="spellEnd"/>
-            <w:r>
-              <w:rPr>
-                <w:b/>
-                <w:sz w:val="20"/>
-              </w:rPr>
-              <w:t>.</w:t>
-            </w:r>
-          </w:p>
-        </w:tc>
-        <w:tc>
-          <w:tcPr>
-            <w:tcW w:w="1700" w:type="dxa"/>
-            <w:tcBorders>
-              <w:top w:val="single" w:sz="4" w:space="0" w:color="000000"/>
-              <w:left w:val="single" w:sz="4" w:space="0" w:color="000000"/>
-              <w:bottom w:val="single" w:sz="4" w:space="0" w:color="000000"/>
-              <w:right w:val="single" w:sz="4" w:space="0" w:color="000000"/>
-            </w:tcBorders>
-            <w:tcMar>
-              <w:top w:w="70" w:type="dxa"/>
-              <w:left w:w="70" w:type="dxa"/>
-              <w:bottom w:w="70" w:type="dxa"/>
-              <w:right w:w="70" w:type="dxa"/>
-            </w:tcMar>
-            <w:vAlign w:val="center"/>
-          </w:tcPr>
-          <w:p>
-            <w:pPr>
-              <w:keepNext/>
-              <w:spacing w:after="0" w:line="240" w:lineRule="auto"/>
-              <w:ind w:firstLine="0"/>
-              <w:jc w:val="center"/>
-            </w:pPr>
-            <w:r>
-              <w:rPr>
-                <w:b/>
-                <w:sz w:val="20"/>
-              </w:rPr>
-              <w:t>Вер-</w:t>
-            </w:r>
-            <w:proofErr w:type="spellStart"/>
-            <w:r>
-              <w:rPr>
-                <w:b/>
-                <w:sz w:val="20"/>
-              </w:rPr>
-              <w:t>ть</w:t>
-            </w:r>
-            <w:proofErr w:type="spellEnd"/>
+              <w:t>Вер-ть</w:t>
+            </w:r>
           </w:p>
         </w:tc>
       </w:tr>
@@ -17680,15 +17326,7 @@
     </w:p>
     <w:p>
       <w:r>
-        <w:t xml:space="preserve">Суммарная загрузка взята как средняя загрузка приборов ρ = (ρ₁ + ρ₂)/2. В таблице 8 формулы записаны так, как они вводились в </w:t>
-      </w:r>
-      <w:proofErr w:type="spellStart"/>
-      <w:r>
-        <w:t>WinMark</w:t>
-      </w:r>
-      <w:proofErr w:type="spellEnd"/>
-      <w:r>
-        <w:t xml:space="preserve"> (С1 – СИСТЕМА_1, С2 – СИСТЕМА_2). Время приведено в секундах.</w:t>
+        <w:t>Суммарная загрузка взята как средняя загрузка приборов ρ = (ρ₁ + ρ₂)/2. В таблице 8 формулы записаны так, как они вводились в WinMark (С1 – СИСТЕМА_1, С2 – СИСТЕМА_2). Время приведено в секундах.</w:t>
       </w:r>
     </w:p>
     <w:p>
@@ -17821,23 +17459,7 @@
                 <w:b/>
                 <w:sz w:val="20"/>
               </w:rPr>
-              <w:t>Расчётная формула (</w:t>
-            </w:r>
-            <w:proofErr w:type="spellStart"/>
-            <w:r>
-              <w:rPr>
-                <w:b/>
-                <w:sz w:val="20"/>
-              </w:rPr>
-              <w:t>WinMark</w:t>
-            </w:r>
-            <w:proofErr w:type="spellEnd"/>
-            <w:r>
-              <w:rPr>
-                <w:b/>
-                <w:sz w:val="20"/>
-              </w:rPr>
-              <w:t>)</w:t>
+              <w:t>Расчётная формула (WinMark)</w:t>
             </w:r>
           </w:p>
         </w:tc>
@@ -21305,19 +20927,11 @@
               <w:ind w:firstLine="0"/>
               <w:jc w:val="left"/>
             </w:pPr>
-            <w:proofErr w:type="spellStart"/>
-            <w:r>
-              <w:rPr>
-                <w:sz w:val="20"/>
-              </w:rPr>
-              <w:t>Loss</w:t>
-            </w:r>
-            <w:proofErr w:type="spellEnd"/>
-            <w:r>
-              <w:rPr>
-                <w:sz w:val="20"/>
-              </w:rPr>
-              <w:t xml:space="preserve"> = 1−LP/(L1+L2)</w:t>
+            <w:r>
+              <w:rPr>
+                <w:sz w:val="20"/>
+              </w:rPr>
+              <w:t>Loss = 1−LP/(L1+L2)</w:t>
             </w:r>
           </w:p>
         </w:tc>
@@ -22687,35 +22301,7 @@
         <w:rPr>
           <w:sz w:val="24"/>
         </w:rPr>
-        <w:t xml:space="preserve">В скобках указаны значения, рассчитанные в </w:t>
-      </w:r>
-      <w:proofErr w:type="spellStart"/>
-      <w:r>
-        <w:rPr>
-          <w:sz w:val="24"/>
-        </w:rPr>
-        <w:t>WinMark</w:t>
-      </w:r>
-      <w:proofErr w:type="spellEnd"/>
-      <w:r>
-        <w:rPr>
-          <w:sz w:val="24"/>
-        </w:rPr>
-        <w:t xml:space="preserve">. Расхождения в 4-м знаке у СИСТЕМЫ_2 вызваны округлением μ₁ и μ₂ до 4 знаков при вводе в </w:t>
-      </w:r>
-      <w:proofErr w:type="spellStart"/>
-      <w:r>
-        <w:rPr>
-          <w:sz w:val="24"/>
-        </w:rPr>
-        <w:t>WinMark</w:t>
-      </w:r>
-      <w:proofErr w:type="spellEnd"/>
-      <w:r>
-        <w:rPr>
-          <w:sz w:val="24"/>
-        </w:rPr>
-        <w:t>.</w:t>
+        <w:t>В скобках указаны значения, рассчитанные в WinMark. Расхождения в 4-м знаке у СИСТЕМЫ_2 вызваны округлением μ₁ и μ₂ до 4 знаков при вводе в WinMark.</w:t>
       </w:r>
     </w:p>
     <w:p>
@@ -22791,7 +22377,7 @@
         <w:rPr>
           <w:sz w:val="24"/>
         </w:rPr>
-        <w:t>Рисунок 7 - Вероятности потери и загрузка приборов при λ = 1 1/с</w:t>
+        <w:t>Рисунок 9 - Вероятности потери и загрузка приборов при λ = 1 1/с</w:t>
       </w:r>
     </w:p>
     <w:p>
@@ -22821,21 +22407,7 @@
           <w:sz w:val="24"/>
         </w:rPr>
         <w:lastRenderedPageBreak/>
-        <w:t>Таблица 10 - Результаты варьирования интенсивности потока (</w:t>
-      </w:r>
-      <w:proofErr w:type="spellStart"/>
-      <w:r>
-        <w:rPr>
-          <w:sz w:val="24"/>
-        </w:rPr>
-        <w:t>WinMark</w:t>
-      </w:r>
-      <w:proofErr w:type="spellEnd"/>
-      <w:r>
-        <w:rPr>
-          <w:sz w:val="24"/>
-        </w:rPr>
-        <w:t>)</w:t>
+        <w:t>Таблица 10 - Результаты варьирования интенсивности потока (WinMark)</w:t>
       </w:r>
     </w:p>
     <w:tbl>
@@ -24769,12 +24341,12 @@
         <w:rPr>
           <w:sz w:val="24"/>
         </w:rPr>
-        <w:t>Рисунок 8 - Зависимость характеристик систем от интенсивности потока λ</w:t>
+        <w:t>Рисунок 10 - Зависимость характеристик систем от интенсивности потока λ</w:t>
       </w:r>
     </w:p>
     <w:p>
       <w:r>
-        <w:t>Вывод. При всех исследованных значениях λ вероятность потери в СИСТЕМЕ_1 ниже, а производительность выше (рисунок 8). Разница по потерям растёт с нагрузкой: 0,0198 при λ = 0,2 и 0,0886 при λ = 1,0. Длины очередей и время пребывания при λ ≤ 0,4 у систем почти одинаковы, при малой нагрузке время пребывания в СИСТЕМЕ_2 даже больше из-за длинной фазы обслуживания; при большей нагрузке очередь в СИСТЕМЕ_1 растёт быстрее, так как её накопитель больше.</w:t>
+        <w:t>Вывод. При всех исследованных значениях λ вероятность потери в СИСТЕМЕ_1 ниже, а производительность выше (рисунок 10). Разница по потерям растёт с нагрузкой: 0,0198 при λ = 0,2 и 0,0886 при λ = 1,0. Длины очередей и время пребывания при λ ≤ 0,4 у систем почти одинаковы, при малой нагрузке время пребывания в СИСТЕМЕ_2 даже больше из-за длинной фазы обслуживания; при большей нагрузке очередь в СИСТЕМЕ_1 растёт быстрее, так как её накопитель больше.</w:t>
       </w:r>
     </w:p>
     <w:p>
@@ -24911,28 +24483,12 @@
     </w:p>
     <w:p>
       <w:r>
-        <w:t xml:space="preserve">В работе построены марковские модели двух двухканальных СМО с накопителями ограниченной ёмкости: закодированы состояния (по 10 в каждой системе), построены размеченные графы переходов и матрицы интенсивностей. </w:t>
-      </w:r>
-      <w:proofErr w:type="spellStart"/>
-      <w:r>
-        <w:t>Гиперэкспоненциальное</w:t>
-      </w:r>
-      <w:proofErr w:type="spellEnd"/>
-      <w:r>
-        <w:t xml:space="preserve"> обслуживание в П2 СИСТЕМЫ_2 (ν = 2,4) представлено двумя экспоненциальными фазами с q = 0,2.</w:t>
+        <w:t>В работе построены марковские модели двух двухканальных СМО с накопителями ограниченной ёмкости: закодированы состояния (по 10 в каждой системе), построены размеченные графы переходов и матрицы интенсивностей. Гиперэкспоненциальное обслуживание в П2 СИСТЕМЫ_2 (ν = 2,4) представлено двумя экспоненциальными фазами с q = 0,2.</w:t>
       </w:r>
     </w:p>
     <w:p>
       <w:r>
-        <w:t xml:space="preserve">Стационарные вероятности и характеристики рассчитаны в программе </w:t>
-      </w:r>
-      <w:proofErr w:type="spellStart"/>
-      <w:r>
-        <w:t>WinMark</w:t>
-      </w:r>
-      <w:proofErr w:type="spellEnd"/>
-      <w:r>
-        <w:t xml:space="preserve"> и проверены фундаментальными зависимостями. Прибор П1 в обеих системах перегружен (y₁ = 1,2) и теряет 54,5 % направленных к нему заявок. Высокая вариативность обслуживания вместе с малым накопителем в СИСТЕМЕ_2 увеличивает потери в П2 почти в три раза, хотя очереди и время пребывания при этом меньше.</w:t>
+        <w:t>Стационарные вероятности и характеристики рассчитаны в программе WinMark и проверены фундаментальными зависимостями. Прибор П1 в обеих системах перегружен (y₁ = 1,2) и теряет 54,5 % направленных к нему заявок. Высокая вариативность обслуживания вместе с малым накопителем в СИСТЕМЕ_2 увеличивает потери в П2 почти в три раза, хотя очереди и время пребывания при этом меньше.</w:t>
       </w:r>
     </w:p>
     <w:p>
@@ -24941,6 +24497,7 @@
         <w:t>По критерию минимальных потерь заявок лучшей является СИСТЕМА_1: вероятность потери 0,3760 против 0,4646, производительность 0,6240 против 0,5354 1/с.</w:t>
       </w:r>
     </w:p>
+    <w:p/>
     <w:sectPr>
       <w:footerReference w:type="default" r:id="rId17"/>
       <w:pgSz w:w="11906" w:h="16838" w:code="9"/>
